--- a/arb/docx/42.content.docx
+++ b/arb/docx/42.content.docx
@@ -68238,23 +68238,7 @@
           <w:cs/>
           <w:lang w:val="ar_AE" w:bidi="ar_AE"/>
         </w:rPr>
-        <w:t>: انظر “</w:t>
-      </w:r>
-      <w:r>
-        <w:rPr>
-          <w:rtl/>
-          <w:cs/>
-          <w:lang w:val="ar_AE" w:bidi="ar_AE"/>
-        </w:rPr>
-        <w:t>وليمة المسيح</w:t>
-      </w:r>
-      <w:r>
-        <w:rPr>
-          <w:rtl/>
-          <w:cs/>
-          <w:lang w:val="ar_AE" w:bidi="ar_AE"/>
-        </w:rPr>
-        <w:t>” ملاحظة خاصة بالموضوع.</w:t>
+        <w:t>: انظر “وليمة المسيح” ملاحظة خاصة بالموضوع.</w:t>
       </w:r>
       <w:r>
         <w:rPr>
